--- a/api/templates/Letter of Wishes - Individual (Clio).docx
+++ b/api/templates/Letter of Wishes - Individual (Clio).docx
@@ -165,36 +165,26 @@
         <w:t>under my will</w:t>
       </w:r>
       <w:r>
-        <w:rPr>
-          <w:highlight w:val="cyan"/>
-        </w:rPr>
+        <w:rPr/>
         <w:t xml:space="preserve"> </w:t>
       </w:r>
       <w:r>
-        <w:rPr>
-          <w:highlight w:val="cyan"/>
-        </w:rPr>
+        <w:rPr/>
         <w:t xml:space="preserve">[#if </w:t>
       </w:r>
       <w:r>
-        <w:rPr>
-          <w:highlight w:val="cyan"/>
-        </w:rPr>
+        <w:rPr/>
         <w:t>TT will</w:t>
       </w:r>
       <w:r>
-        <w:rPr>
-          <w:highlight w:val="cyan"/>
-        </w:rPr>
+        <w:rPr/>
         <w:t>]</w:t>
       </w:r>
       <w:r>
         <w:t>, including the distribution of the capital and income of any testamentary trust established</w:t>
       </w:r>
       <w:r>
-        <w:rPr>
-          <w:highlight w:val="cyan"/>
-        </w:rPr>
+        <w:rPr/>
         <w:t>[#end]</w:t>
       </w:r>
       <w:r>
@@ -222,27 +212,19 @@
         <w:pStyle w:val="Heading1"/>
       </w:pPr>
       <w:r>
-        <w:rPr>
-          <w:highlight w:val="cyan"/>
-        </w:rPr>
+        <w:rPr/>
         <w:t>[#If</w:t>
       </w:r>
       <w:r>
-        <w:rPr>
-          <w:highlight w:val="cyan"/>
-        </w:rPr>
+        <w:rPr/>
         <w:t xml:space="preserve"> w</w:t>
       </w:r>
       <w:r>
-        <w:rPr>
-          <w:highlight w:val="cyan"/>
-        </w:rPr>
+        <w:rPr/>
         <w:t>ill includes</w:t>
       </w:r>
       <w:r>
-        <w:rPr>
-          <w:highlight w:val="cyan"/>
-        </w:rPr>
+        <w:rPr/>
         <w:t xml:space="preserve"> TT]</w:t>
       </w:r>
       <w:r>
@@ -283,18 +265,14 @@
         <w:pStyle w:val="Heading3"/>
       </w:pPr>
       <w:r>
-        <w:rPr>
-          <w:highlight w:val="cyan"/>
-        </w:rPr>
+        <w:rPr/>
         <w:t>#single TT &amp; minor children:</w:t>
       </w:r>
       <w:r>
         <w:t xml:space="preserve"> when the youngest of my surviving children attains the age of </w:t>
       </w:r>
       <w:r>
-        <w:rPr>
-          <w:highlight w:val="yellow"/>
-        </w:rPr>
+        <w:rPr/>
         <w:t>[#age]</w:t>
       </w:r>
       <w:r>
@@ -306,18 +284,14 @@
         <w:pStyle w:val="Heading3"/>
       </w:pPr>
       <w:r>
-        <w:rPr>
-          <w:highlight w:val="cyan"/>
-        </w:rPr>
+        <w:rPr/>
         <w:t>#multi TT &amp; minor children:</w:t>
       </w:r>
       <w:r>
         <w:t xml:space="preserve"> when each of my children attains the age of </w:t>
       </w:r>
       <w:r>
-        <w:rPr>
-          <w:highlight w:val="yellow"/>
-        </w:rPr>
+        <w:rPr/>
         <w:t>[#age]</w:t>
       </w:r>
       <w:r>
@@ -371,33 +345,23 @@
         <w:pStyle w:val="UserNotes"/>
       </w:pPr>
       <w:r>
-        <w:rPr>
-          <w:highlight w:val="cyan"/>
-        </w:rPr>
+        <w:rPr/>
         <w:t xml:space="preserve">[#end of </w:t>
       </w:r>
       <w:r>
-        <w:rPr>
-          <w:highlight w:val="cyan"/>
-        </w:rPr>
+        <w:rPr/>
         <w:t>will with</w:t>
       </w:r>
       <w:r>
-        <w:rPr>
-          <w:highlight w:val="cyan"/>
-        </w:rPr>
+        <w:rPr/>
         <w:t xml:space="preserve"> TT</w:t>
       </w:r>
       <w:r>
-        <w:rPr>
-          <w:highlight w:val="cyan"/>
-        </w:rPr>
+        <w:rPr/>
         <w:t xml:space="preserve"> </w:t>
       </w:r>
       <w:r>
-        <w:rPr>
-          <w:highlight w:val="cyan"/>
-        </w:rPr>
+        <w:rPr/>
         <w:t>option]</w:t>
       </w:r>
     </w:p>
@@ -456,21 +420,15 @@
         <w:pStyle w:val="Heading1"/>
       </w:pPr>
       <w:r>
-        <w:rPr>
-          <w:highlight w:val="cyan"/>
-        </w:rPr>
+        <w:rPr/>
         <w:t>[#If</w:t>
       </w:r>
       <w:r>
-        <w:rPr>
-          <w:highlight w:val="cyan"/>
-        </w:rPr>
+        <w:rPr/>
         <w:t xml:space="preserve"> MINOR CHILDREN</w:t>
       </w:r>
       <w:r>
-        <w:rPr>
-          <w:highlight w:val="cyan"/>
-        </w:rPr>
+        <w:rPr/>
         <w:t>]</w:t>
       </w:r>
       <w:r>
